--- a/zht/docx/039.content.docx
+++ b/zht/docx/039.content.docx
@@ -364,18 +364,12 @@
           <w:lang w:val="zh_TW" w:bidi="zh_TW"/>
         </w:rPr>
       </w:r>
-      <w:hyperlink r:id="rId13">
-        <w:r>
-          <w:rPr>
-            <w:lang w:val="zh_TW" w:bidi="zh_TW"/>
-          </w:rPr>
-          <w:rPr>
-            <w:color w:val="0000EE"/>
-            <w:u w:val="single"/>
-          </w:rPr>
-          <w:t>使徒行傳4:33</w:t>
-        </w:r>
-      </w:hyperlink>
+      <w:r>
+        <w:rPr>
+          <w:lang w:val="zh_TW" w:bidi="zh_TW"/>
+        </w:rPr>
+        <w:t>使徒行傳4:33</w:t>
+      </w:r>
     </w:p>
     <w:p>
       <w:pPr>
@@ -388,18 +382,12 @@
           <w:lang w:val="zh_TW" w:bidi="zh_TW"/>
         </w:rPr>
       </w:r>
-      <w:hyperlink r:id="rId14">
-        <w:r>
-          <w:rPr>
-            <w:lang w:val="zh_TW" w:bidi="zh_TW"/>
-          </w:rPr>
-          <w:rPr>
-            <w:color w:val="0000EE"/>
-            <w:u w:val="single"/>
-          </w:rPr>
-          <w:t>使徒行傳6:8</w:t>
-        </w:r>
-      </w:hyperlink>
+      <w:r>
+        <w:rPr>
+          <w:lang w:val="zh_TW" w:bidi="zh_TW"/>
+        </w:rPr>
+        <w:t>使徒行傳6:8</w:t>
+      </w:r>
     </w:p>
     <w:p>
       <w:pPr>
@@ -412,18 +400,12 @@
           <w:lang w:val="zh_TW" w:bidi="zh_TW"/>
         </w:rPr>
       </w:r>
-      <w:hyperlink r:id="rId15">
-        <w:r>
-          <w:rPr>
-            <w:lang w:val="zh_TW" w:bidi="zh_TW"/>
-          </w:rPr>
-          <w:rPr>
-            <w:color w:val="0000EE"/>
-            <w:u w:val="single"/>
-          </w:rPr>
-          <w:t>使徒行傳14:4</w:t>
-        </w:r>
-      </w:hyperlink>
+      <w:r>
+        <w:rPr>
+          <w:lang w:val="zh_TW" w:bidi="zh_TW"/>
+        </w:rPr>
+        <w:t>使徒行傳14:4</w:t>
+      </w:r>
     </w:p>
     <w:p>
       <w:pPr>
@@ -436,18 +418,12 @@
           <w:lang w:val="zh_TW" w:bidi="zh_TW"/>
         </w:rPr>
       </w:r>
-      <w:hyperlink r:id="rId16">
-        <w:r>
-          <w:rPr>
-            <w:lang w:val="zh_TW" w:bidi="zh_TW"/>
-          </w:rPr>
-          <w:rPr>
-            <w:color w:val="0000EE"/>
-            <w:u w:val="single"/>
-          </w:rPr>
-          <w:t>歌羅西書4:6</w:t>
-        </w:r>
-      </w:hyperlink>
+      <w:r>
+        <w:rPr>
+          <w:lang w:val="zh_TW" w:bidi="zh_TW"/>
+        </w:rPr>
+        <w:t>歌羅西書4:6</w:t>
+      </w:r>
     </w:p>
     <w:p>
       <w:pPr>
@@ -460,18 +436,12 @@
           <w:lang w:val="zh_TW" w:bidi="zh_TW"/>
         </w:rPr>
       </w:r>
-      <w:hyperlink r:id="rId17">
-        <w:r>
-          <w:rPr>
-            <w:lang w:val="zh_TW" w:bidi="zh_TW"/>
-          </w:rPr>
-          <w:rPr>
-            <w:color w:val="0000EE"/>
-            <w:u w:val="single"/>
-          </w:rPr>
-          <w:t>歌羅西書4:18</w:t>
-        </w:r>
-      </w:hyperlink>
+      <w:r>
+        <w:rPr>
+          <w:lang w:val="zh_TW" w:bidi="zh_TW"/>
+        </w:rPr>
+        <w:t>歌羅西書4:18</w:t>
+      </w:r>
     </w:p>
     <w:p>
       <w:pPr>
@@ -484,18 +454,12 @@
           <w:lang w:val="zh_TW" w:bidi="zh_TW"/>
         </w:rPr>
       </w:r>
-      <w:hyperlink r:id="rId18">
-        <w:r>
-          <w:rPr>
-            <w:lang w:val="zh_TW" w:bidi="zh_TW"/>
-          </w:rPr>
-          <w:rPr>
-            <w:color w:val="0000EE"/>
-            <w:u w:val="single"/>
-          </w:rPr>
-          <w:t>創世記43:28–29</w:t>
-        </w:r>
-      </w:hyperlink>
+      <w:r>
+        <w:rPr>
+          <w:lang w:val="zh_TW" w:bidi="zh_TW"/>
+        </w:rPr>
+        <w:t>創世記43:28–29</w:t>
+      </w:r>
     </w:p>
     <w:p>
       <w:pPr>
@@ -508,18 +472,12 @@
           <w:lang w:val="zh_TW" w:bidi="zh_TW"/>
         </w:rPr>
       </w:r>
-      <w:hyperlink r:id="rId19">
-        <w:r>
-          <w:rPr>
-            <w:lang w:val="zh_TW" w:bidi="zh_TW"/>
-          </w:rPr>
-          <w:rPr>
-            <w:color w:val="0000EE"/>
-            <w:u w:val="single"/>
-          </w:rPr>
-          <w:t>雅各書4:7</w:t>
-        </w:r>
-      </w:hyperlink>
+      <w:r>
+        <w:rPr>
+          <w:lang w:val="zh_TW" w:bidi="zh_TW"/>
+        </w:rPr>
+        <w:t>雅各書4:7</w:t>
+      </w:r>
     </w:p>
     <w:p>
       <w:pPr>
@@ -532,18 +490,12 @@
           <w:lang w:val="zh_TW" w:bidi="zh_TW"/>
         </w:rPr>
       </w:r>
-      <w:hyperlink r:id="rId20">
-        <w:r>
-          <w:rPr>
-            <w:lang w:val="zh_TW" w:bidi="zh_TW"/>
-          </w:rPr>
-          <w:rPr>
-            <w:color w:val="0000EE"/>
-            <w:u w:val="single"/>
-          </w:rPr>
-          <w:t>約翰福音1:16</w:t>
-        </w:r>
-      </w:hyperlink>
+      <w:r>
+        <w:rPr>
+          <w:lang w:val="zh_TW" w:bidi="zh_TW"/>
+        </w:rPr>
+        <w:t>約翰福音1:16</w:t>
+      </w:r>
     </w:p>
     <w:p>
       <w:pPr>
@@ -556,18 +508,12 @@
           <w:lang w:val="zh_TW" w:bidi="zh_TW"/>
         </w:rPr>
       </w:r>
-      <w:hyperlink r:id="rId21">
-        <w:r>
-          <w:rPr>
-            <w:lang w:val="zh_TW" w:bidi="zh_TW"/>
-          </w:rPr>
-          <w:rPr>
-            <w:color w:val="0000EE"/>
-            <w:u w:val="single"/>
-          </w:rPr>
-          <w:t>腓立比書4:21–23</w:t>
-        </w:r>
-      </w:hyperlink>
+      <w:r>
+        <w:rPr>
+          <w:lang w:val="zh_TW" w:bidi="zh_TW"/>
+        </w:rPr>
+        <w:t>腓立比書4:21–23</w:t>
+      </w:r>
     </w:p>
     <w:p>
       <w:pPr>
@@ -580,18 +526,12 @@
           <w:lang w:val="zh_TW" w:bidi="zh_TW"/>
         </w:rPr>
       </w:r>
-      <w:hyperlink r:id="rId22">
-        <w:r>
-          <w:rPr>
-            <w:lang w:val="zh_TW" w:bidi="zh_TW"/>
-          </w:rPr>
-          <w:rPr>
-            <w:color w:val="0000EE"/>
-            <w:u w:val="single"/>
-          </w:rPr>
-          <w:t>啟示錄22:20–21</w:t>
-        </w:r>
-      </w:hyperlink>
+      <w:r>
+        <w:rPr>
+          <w:lang w:val="zh_TW" w:bidi="zh_TW"/>
+        </w:rPr>
+        <w:t>啟示錄22:20–21</w:t>
+      </w:r>
     </w:p>
     <w:p>
       <w:pPr>
@@ -858,18 +798,12 @@
           <w:lang w:val="zh_TW" w:bidi="zh_TW"/>
         </w:rPr>
       </w:r>
-      <w:hyperlink r:id="rId23">
-        <w:r>
-          <w:rPr>
-            <w:lang w:val="zh_TW" w:bidi="zh_TW"/>
-          </w:rPr>
-          <w:rPr>
-            <w:color w:val="0000EE"/>
-            <w:u w:val="single"/>
-          </w:rPr>
-          <w:t>撒母耳記上2:25–26</w:t>
-        </w:r>
-      </w:hyperlink>
+      <w:r>
+        <w:rPr>
+          <w:lang w:val="zh_TW" w:bidi="zh_TW"/>
+        </w:rPr>
+        <w:t>撒母耳記上2:25–26</w:t>
+      </w:r>
     </w:p>
     <w:p>
       <w:pPr>
@@ -882,18 +816,12 @@
           <w:lang w:val="zh_TW" w:bidi="zh_TW"/>
         </w:rPr>
       </w:r>
-      <w:hyperlink r:id="rId24">
-        <w:r>
-          <w:rPr>
-            <w:lang w:val="zh_TW" w:bidi="zh_TW"/>
-          </w:rPr>
-          <w:rPr>
-            <w:color w:val="0000EE"/>
-            <w:u w:val="single"/>
-          </w:rPr>
-          <w:t>歷代志下19:7</w:t>
-        </w:r>
-      </w:hyperlink>
+      <w:r>
+        <w:rPr>
+          <w:lang w:val="zh_TW" w:bidi="zh_TW"/>
+        </w:rPr>
+        <w:t>歷代志下19:7</w:t>
+      </w:r>
     </w:p>
     <w:p>
       <w:pPr>
@@ -906,18 +834,12 @@
           <w:lang w:val="zh_TW" w:bidi="zh_TW"/>
         </w:rPr>
       </w:r>
-      <w:hyperlink r:id="rId25">
-        <w:r>
-          <w:rPr>
-            <w:lang w:val="zh_TW" w:bidi="zh_TW"/>
-          </w:rPr>
-          <w:rPr>
-            <w:color w:val="0000EE"/>
-            <w:u w:val="single"/>
-          </w:rPr>
-          <w:t>哥林多後書1:11</w:t>
-        </w:r>
-      </w:hyperlink>
+      <w:r>
+        <w:rPr>
+          <w:lang w:val="zh_TW" w:bidi="zh_TW"/>
+        </w:rPr>
+        <w:t>哥林多後書1:11</w:t>
+      </w:r>
     </w:p>
     <w:p>
       <w:pPr>
@@ -930,18 +852,12 @@
           <w:lang w:val="zh_TW" w:bidi="zh_TW"/>
         </w:rPr>
       </w:r>
-      <w:hyperlink r:id="rId26">
-        <w:r>
-          <w:rPr>
-            <w:lang w:val="zh_TW" w:bidi="zh_TW"/>
-          </w:rPr>
-          <w:rPr>
-            <w:color w:val="0000EE"/>
-            <w:u w:val="single"/>
-          </w:rPr>
-          <w:t>使徒行傳24:27</w:t>
-        </w:r>
-      </w:hyperlink>
+      <w:r>
+        <w:rPr>
+          <w:lang w:val="zh_TW" w:bidi="zh_TW"/>
+        </w:rPr>
+        <w:t>使徒行傳24:27</w:t>
+      </w:r>
     </w:p>
     <w:p>
       <w:pPr>
@@ -954,18 +870,12 @@
           <w:lang w:val="zh_TW" w:bidi="zh_TW"/>
         </w:rPr>
       </w:r>
-      <w:hyperlink r:id="rId27">
-        <w:r>
-          <w:rPr>
-            <w:lang w:val="zh_TW" w:bidi="zh_TW"/>
-          </w:rPr>
-          <w:rPr>
-            <w:color w:val="0000EE"/>
-            <w:u w:val="single"/>
-          </w:rPr>
-          <w:t>創世記41:16</w:t>
-        </w:r>
-      </w:hyperlink>
+      <w:r>
+        <w:rPr>
+          <w:lang w:val="zh_TW" w:bidi="zh_TW"/>
+        </w:rPr>
+        <w:t>創世記41:16</w:t>
+      </w:r>
     </w:p>
     <w:p>
       <w:pPr>
@@ -978,18 +888,12 @@
           <w:lang w:val="zh_TW" w:bidi="zh_TW"/>
         </w:rPr>
       </w:r>
-      <w:hyperlink r:id="rId28">
-        <w:r>
-          <w:rPr>
-            <w:lang w:val="zh_TW" w:bidi="zh_TW"/>
-          </w:rPr>
-          <w:rPr>
-            <w:color w:val="0000EE"/>
-            <w:u w:val="single"/>
-          </w:rPr>
-          <w:t>創世記47:25</w:t>
-        </w:r>
-      </w:hyperlink>
+      <w:r>
+        <w:rPr>
+          <w:lang w:val="zh_TW" w:bidi="zh_TW"/>
+        </w:rPr>
+        <w:t>創世記47:25</w:t>
+      </w:r>
     </w:p>
     <w:p>
       <w:pPr>
@@ -1002,18 +906,12 @@
           <w:lang w:val="zh_TW" w:bidi="zh_TW"/>
         </w:rPr>
       </w:r>
-      <w:hyperlink r:id="rId29">
-        <w:r>
-          <w:rPr>
-            <w:lang w:val="zh_TW" w:bidi="zh_TW"/>
-          </w:rPr>
-          <w:rPr>
-            <w:color w:val="0000EE"/>
-            <w:u w:val="single"/>
-          </w:rPr>
-          <w:t>創世記50:5</w:t>
-        </w:r>
-      </w:hyperlink>
+      <w:r>
+        <w:rPr>
+          <w:lang w:val="zh_TW" w:bidi="zh_TW"/>
+        </w:rPr>
+        <w:t>創世記50:5</w:t>
+      </w:r>
     </w:p>
     <w:p>
       <w:pPr>
